--- a/Files/05 - Devarim/01 - Devarim/5784/Devarim 5784.docx
+++ b/Files/05 - Devarim/01 - Devarim/5784/Devarim 5784.docx
@@ -363,7 +363,7 @@
         <w:rPr>
           <w:rFonts w:ascii="Times New Roman" w:hAnsi="Times New Roman" w:cs="Times New Roman"/>
         </w:rPr>
-        <w:t>explains refers to the</w:t>
+        <w:t xml:space="preserve">explains refers to the </w:t>
       </w:r>
       <w:r>
         <w:rPr>
@@ -562,7 +562,7 @@
         <w:rPr>
           <w:rFonts w:ascii="Times New Roman" w:hAnsi="Times New Roman" w:cs="Times New Roman"/>
         </w:rPr>
-        <w:t>, with righteousness. If we do</w:t>
+        <w:t xml:space="preserve">, with righteousness. If we do </w:t>
       </w:r>
       <w:r>
         <w:rPr>
@@ -1677,7 +1677,7 @@
         <w:rPr>
           <w:rFonts w:ascii="Times New Roman" w:hAnsi="Times New Roman" w:cs="Times New Roman"/>
         </w:rPr>
-        <w:t>. We have to do more in terms of</w:t>
+        <w:t xml:space="preserve">. We have to do more in terms of </w:t>
       </w:r>
       <w:r>
         <w:rPr>
